--- a/fanfic/ffn_upload/ch28.docx
+++ b/fanfic/ffn_upload/ch28.docx
@@ -934,6 +934,50 @@
         <w:pStyle w:val="BodyText"/>
       </w:pPr>
       <w:r>
+        <w:t xml:space="preserve">She was quiet a moment.</w:t>
+      </w:r>
+      <w:r>
+        <w:t xml:space="preserve"> </w:t>
+      </w:r>
+      <w:r>
+        <w:t xml:space="preserve">“</w:t>
+      </w:r>
+      <w:r>
+        <w:t xml:space="preserve">The Rodian who sold me the nano-droids saw my hands. I never went back to him. I lay awake for weeks deciding what to do about him, and then I heard he’d been found in his stall with his hands folded and everything wiped clean, and I thought it was luck.</w:t>
+      </w:r>
+      <w:r>
+        <w:t xml:space="preserve">”</w:t>
+      </w:r>
+    </w:p>
+    <w:p>
+      <w:pPr>
+        <w:pStyle w:val="BodyText"/>
+      </w:pPr>
+      <w:r>
+        <w:t xml:space="preserve">Ahsoka thought of Ventress turning one white hand over on a table in bad light, describing exactly that.</w:t>
+      </w:r>
+      <w:r>
+        <w:t xml:space="preserve"> </w:t>
+      </w:r>
+      <w:r>
+        <w:rPr>
+          <w:iCs/>
+          <w:i/>
+        </w:rPr>
+        <w:t xml:space="preserve">Someone is killing everyone who knew anything,</w:t>
+      </w:r>
+      <w:r>
+        <w:t xml:space="preserve"> </w:t>
+      </w:r>
+      <w:r>
+        <w:t xml:space="preserve">she had said herself, that night. She had never once asked who.</w:t>
+      </w:r>
+    </w:p>
+    <w:p>
+      <w:pPr>
+        <w:pStyle w:val="BodyText"/>
+      </w:pPr>
+      <w:r>
         <w:t xml:space="preserve">“</w:t>
       </w:r>
       <w:r>
@@ -1233,7 +1277,7 @@
         <w:t xml:space="preserve">“</w:t>
       </w:r>
       <w:r>
-        <w:t xml:space="preserve">Because you’ll be free tomorrow.</w:t>
+        <w:t xml:space="preserve">Because you’ll be out of here by morning.</w:t>
       </w:r>
       <w:r>
         <w:t xml:space="preserve">”</w:t>
@@ -1589,7 +1633,7 @@
         <w:pStyle w:val="FirstParagraph"/>
       </w:pPr>
       <w:r>
-        <w:t xml:space="preserve">The medical bay was two levels up and smelled of bacta and floor sealant. A droid with a long, patient face had her lie back on the table and tipped her chin up with one cold finger, and then it began painting something onto the raw ring around her neck that stung and then went numb.</w:t>
+        <w:t xml:space="preserve">The medical bay was one level up and smelled of bacta and floor sealant. A droid with a long, patient face had her lie back on the table and tipped her chin up with one cold finger, and then it began painting something onto the raw ring around her neck that stung and then went numb.</w:t>
       </w:r>
     </w:p>
     <w:p>
@@ -1765,7 +1809,7 @@
         <w:pStyle w:val="BodyText"/>
       </w:pPr>
       <w:r>
-        <w:t xml:space="preserve">She reached for the Force again, not toward anything, just to feel it there. It came, the way it had come every time since Juko cut the collar off on Florrum, quick and whole and almost too much. It gave her the droid’s small electric attention. It gave her the building, layer on layer of clerks and guards and sleeping prisoners. It gave her, far off and two floors up, the familiar banked heat of Anakin, waiting.</w:t>
+        <w:t xml:space="preserve">She reached for the Force again, not toward anything, just to feel it there. It came, the way it had come every time since Juko cut the collar off on Florrum, quick and whole and almost too much. It gave her the droid’s small electric attention. It gave her the building, layer on layer of clerks and guards and sleeping prisoners. It gave her, one floor above, the familiar banked heat of Anakin, waiting.</w:t>
       </w:r>
     </w:p>
     <w:p>
@@ -2261,7 +2305,7 @@
         <w:t xml:space="preserve">“</w:t>
       </w:r>
       <w:r>
-        <w:t xml:space="preserve">Barriss Offee was found dead in her cell this morning, at the six o’clock check.</w:t>
+        <w:t xml:space="preserve">Barriss Offee was found dead in her cell this morning, at the zero-six-hundred check.</w:t>
       </w:r>
       <w:r>
         <w:t xml:space="preserve">”</w:t>
@@ -2348,7 +2392,7 @@
         <w:pStyle w:val="BodyText"/>
       </w:pPr>
       <w:r>
-        <w:t xml:space="preserve">The prisoner had been found on her bench at the six o’clock check, sitting against the wall. The medical examiner had found her windpipe crushed. No marks of hands, no ligature, no sign of a struggle. The cell door had not opened, according to the logs. The night guard on the junction had seen nothing and heard nothing.</w:t>
+        <w:t xml:space="preserve">The prisoner had been found on her bench at the zero-six-hundred check, sitting against the wall. The medical examiner had found her windpipe crushed. No marks of hands, no ligature, no sign of a struggle. The field across her cell door had never dropped; its own power-draw record, which ran on a separate circuit, showed no break all night. The night guard on the junction had seen nothing and heard nothing.</w:t>
       </w:r>
       <w:r>
         <w:t xml:space="preserve"> </w:t>
@@ -2785,7 +2829,7 @@
         <w:t xml:space="preserve">“</w:t>
       </w:r>
       <w:r>
-        <w:t xml:space="preserve">Grief, this is. And fear. Clouded, both of them.</w:t>
+        <w:t xml:space="preserve">Grief is in this room, and fear. Neither one sees well.</w:t>
       </w:r>
       <w:r>
         <w:t xml:space="preserve">”</w:t>
@@ -2803,7 +2847,7 @@
         <w:t xml:space="preserve">“</w:t>
       </w:r>
       <w:r>
-        <w:t xml:space="preserve">Said anything to you, did she? The prisoner?</w:t>
+        <w:t xml:space="preserve">The prisoner. Said anything to you, did she?</w:t>
       </w:r>
       <w:r>
         <w:t xml:space="preserve">”</w:t>
@@ -3293,7 +3337,7 @@
         <w:pStyle w:val="BodyText"/>
       </w:pPr>
       <w:r>
-        <w:t xml:space="preserve">There was so much there. Grief like a wound left open to the air. Shame, old and new. Fear — of himself, of the Council, of her looking at him the way the Council had. Rage, banked low and always, the way it had been since she’d known him. And underneath all of it, simple and solid as the floor under her boots, nothing hidden. Nothing that slid away from her touch. She had spent five years learning the shape of him. She knew what Anakin felt like when he was lying; she had felt it on Florrum, felt it in a dozen small fibs about mission reports and late returns. This wasn’t that.</w:t>
+        <w:t xml:space="preserve">There was so much there. Grief like a wound left open to the air. Shame, old and new. Fear — of himself, of the Council, of her looking at him the way the Council had. Rage, banked low and always, the way it had been since she’d known him. And underneath all of it, simple and solid as the floor under her boots, nothing hidden. Nothing that slid away from her touch. She had spent three years learning the shape of him. She knew what Anakin felt like when he was lying; she had felt it in a dozen small fibs about mission reports and late returns. This wasn’t that.</w:t>
       </w:r>
     </w:p>
     <w:p>
@@ -3601,7 +3645,7 @@
         <w:pStyle w:val="BodyText"/>
       </w:pPr>
       <w:r>
-        <w:t xml:space="preserve">His comlink chimed. He fumbled it out of his belt, and a small blue figure rose above his palm: Dace Orrin, the Chancellor’s aide, a bandage still visible at his left wrist.</w:t>
+        <w:t xml:space="preserve">His comlink chimed. He fumbled it out of his belt, and a small blue figure rose above his palm: Dace Orrin, the Chancellor’s aide, his young face arranged in careful sympathy.</w:t>
       </w:r>
     </w:p>
     <w:p>
@@ -3649,7 +3693,7 @@
         <w:pStyle w:val="BodyText"/>
       </w:pPr>
       <w:r>
-        <w:t xml:space="preserve">For a long moment Anakin just sat there with the dark comlink in his hand. Then he let out a breath that seemed to come all the way up from the floor of him, and Ahsoka felt it go through him in the Force — relief, enormous and helpless, like a man pulled out of deep water.</w:t>
+        <w:t xml:space="preserve">Anakin sat there through three slow breaths with the dark comlink in his hand. Then he let out a breath that seemed to come all the way up from the floor of him, and Ahsoka felt it go through him in the Force — relief, enormous and helpless, like a man pulled out of deep water.</w:t>
       </w:r>
     </w:p>
     <w:p>
@@ -3733,7 +3777,7 @@
         <w:pStyle w:val="BodyText"/>
       </w:pPr>
       <w:r>
-        <w:t xml:space="preserve">Somebody had walked into a sealed detention level in the middle of the night and killed Barriss without opening a door, eleven minutes after a girl had promised to answer her tomorrow. Somebody had made the cameras forget. And now somebody had made sure that no one, ever, would be allowed to ask who.</w:t>
+        <w:t xml:space="preserve">Somebody had walked into a sealed detention level in the middle of the night and killed Barriss without opening a door, in eleven unrecorded minutes, a few hours after a girl had promised to answer her tomorrow. Somebody had made the cameras forget. And now somebody had made sure that no one, ever, would be allowed to ask who.</w:t>
       </w:r>
     </w:p>
     <w:p>
